--- a/Документация/Инструкция охранника/Инструкция охранника.docx
+++ b/Документация/Инструкция охранника/Инструкция охранника.docx
@@ -157,7 +157,7 @@
           <w:color w:val="000000"/>
           <w:sz w:val="26"/>
         </w:rPr>
-        <w:t>Версия документа: 1.2</w:t>
+        <w:t>Версия документа: 1.3</w:t>
       </w:r>
     </w:p>
     <w:p>
@@ -173,7 +173,7 @@
           <w:color w:val="000000"/>
           <w:sz w:val="26"/>
         </w:rPr>
-        <w:t>Дата: 21.10.2026</w:t>
+        <w:t>Дата: 22.10.2026</w:t>
       </w:r>
     </w:p>
     <w:p>
@@ -2673,7 +2673,7 @@
           <w:color w:val="000000"/>
           <w:sz w:val="28"/>
         </w:rPr>
-        <w:t xml:space="preserve">Прокрутите текст до конца. </w:t>
+        <w:t xml:space="preserve">Прокрутите текст до конца (1). Ход чтения показан полосой и процентом. </w:t>
       </w:r>
       <w:r>
         <w:rPr>
@@ -2731,7 +2731,7 @@
           <w:color w:val="000000"/>
           <w:sz w:val="28"/>
         </w:rPr>
-        <w:t>.</w:t>
+        <w:t xml:space="preserve"> (2).</w:t>
       </w:r>
     </w:p>
     <w:p>
@@ -2779,7 +2779,7 @@
           <w:color w:val="000000"/>
           <w:sz w:val="28"/>
         </w:rPr>
-        <w:t xml:space="preserve"> (1). </w:t>
+        <w:t xml:space="preserve"> (3). </w:t>
       </w:r>
       <w:r>
         <w:rPr>
@@ -2802,7 +2802,7 @@
       <w:r>
         <w:drawing>
           <wp:inline xmlns:a="http://schemas.openxmlformats.org/drawingml/2006/main" xmlns:pic="http://schemas.openxmlformats.org/drawingml/2006/picture">
-            <wp:extent cx="5940000" cy="4768988"/>
+            <wp:extent cx="5940000" cy="5940000"/>
             <wp:docPr id="2" name="Picture 2"/>
             <wp:cNvGraphicFramePr>
               <a:graphicFrameLocks noChangeAspect="1"/>
@@ -2823,7 +2823,7 @@
                   <pic:spPr>
                     <a:xfrm>
                       <a:off x="0" y="0"/>
-                      <a:ext cx="5940000" cy="4768988"/>
+                      <a:ext cx="5940000" cy="5940000"/>
                     </a:xfrm>
                     <a:prstGeom prst="rect"/>
                   </pic:spPr>
@@ -11577,6 +11577,89 @@
                 <w:sz w:val="24"/>
               </w:rPr>
               <w:t>Содержание ограничено действиями работника поста: удалены административный список незакрытых проходов и проездов, его скриншот и инструкции по работе с ним. Уточнено обращение к администратору при неверной отметке.</w:t>
+            </w:r>
+          </w:p>
+        </w:tc>
+        <w:tc>
+          <w:tcPr>
+            <w:tcW w:type="dxa" w:w="850"/>
+          </w:tcPr>
+          <w:p>
+            <w:pPr>
+              <w:spacing w:line="240" w:lineRule="auto" w:after="0"/>
+              <w:ind w:firstLine="0"/>
+              <w:jc w:val="left"/>
+            </w:pPr>
+          </w:p>
+        </w:tc>
+      </w:tr>
+      <w:tr>
+        <w:trPr>
+          <w:cantSplit w:val="true"/>
+        </w:trPr>
+        <w:tc>
+          <w:tcPr>
+            <w:tcW w:type="dxa" w:w="1134"/>
+          </w:tcPr>
+          <w:p>
+            <w:pPr>
+              <w:spacing w:line="240" w:lineRule="auto" w:after="0"/>
+              <w:ind w:firstLine="0"/>
+              <w:jc w:val="left"/>
+            </w:pPr>
+            <w:r>
+              <w:rPr>
+                <w:rFonts w:ascii="Times New Roman" w:hAnsi="Times New Roman" w:cs="Times New Roman" w:eastAsia="Times New Roman"/>
+                <w:b w:val="0"/>
+                <w:i w:val="0"/>
+                <w:color w:val="000000"/>
+                <w:sz w:val="24"/>
+              </w:rPr>
+              <w:t>1.3</w:t>
+            </w:r>
+          </w:p>
+        </w:tc>
+        <w:tc>
+          <w:tcPr>
+            <w:tcW w:type="dxa" w:w="1701"/>
+          </w:tcPr>
+          <w:p>
+            <w:pPr>
+              <w:spacing w:line="240" w:lineRule="auto" w:after="0"/>
+              <w:ind w:firstLine="0"/>
+              <w:jc w:val="left"/>
+            </w:pPr>
+            <w:r>
+              <w:rPr>
+                <w:rFonts w:ascii="Times New Roman" w:hAnsi="Times New Roman" w:cs="Times New Roman" w:eastAsia="Times New Roman"/>
+                <w:b w:val="0"/>
+                <w:i w:val="0"/>
+                <w:color w:val="000000"/>
+                <w:sz w:val="24"/>
+              </w:rPr>
+              <w:t>22.10.2026</w:t>
+            </w:r>
+          </w:p>
+        </w:tc>
+        <w:tc>
+          <w:tcPr>
+            <w:tcW w:type="dxa" w:w="5669"/>
+          </w:tcPr>
+          <w:p>
+            <w:pPr>
+              <w:spacing w:line="240" w:lineRule="auto" w:after="0"/>
+              <w:ind w:firstLine="0"/>
+              <w:jc w:val="left"/>
+            </w:pPr>
+            <w:r>
+              <w:rPr>
+                <w:rFonts w:ascii="Times New Roman" w:hAnsi="Times New Roman" w:cs="Times New Roman" w:eastAsia="Times New Roman"/>
+                <w:b w:val="0"/>
+                <w:i w:val="0"/>
+                <w:color w:val="000000"/>
+                <w:sz w:val="24"/>
+              </w:rPr>
+              <w:t>Исправлен учебный номер машины, обновлено окно согласия и соответствие выносок шагам подтверждения; ролевые действия сохранены.</w:t>
             </w:r>
           </w:p>
         </w:tc>

--- a/Документация/Инструкция охранника/Инструкция охранника.docx
+++ b/Документация/Инструкция охранника/Инструкция охранника.docx
@@ -157,7 +157,7 @@
           <w:color w:val="000000"/>
           <w:sz w:val="26"/>
         </w:rPr>
-        <w:t>Версия документа: 1.3</w:t>
+        <w:t>Версия документа: 1.4</w:t>
       </w:r>
     </w:p>
     <w:p>
@@ -173,7 +173,7 @@
           <w:color w:val="000000"/>
           <w:sz w:val="26"/>
         </w:rPr>
-        <w:t>Дата: 22.10.2026</w:t>
+        <w:t>Дата: 30.10.2026</w:t>
       </w:r>
     </w:p>
     <w:p>
@@ -590,7 +590,7 @@
           <w:sz w:val="26"/>
         </w:rPr>
         <w:tab/>
-        <w:t>10</w:t>
+        <w:t>11</w:t>
       </w:r>
     </w:p>
     <w:p>
@@ -807,7 +807,7 @@
           <w:sz w:val="26"/>
         </w:rPr>
         <w:tab/>
-        <w:t>19</w:t>
+        <w:t>18</w:t>
       </w:r>
     </w:p>
     <w:p>
@@ -3742,7 +3742,47 @@
           <w:color w:val="000000"/>
           <w:sz w:val="28"/>
         </w:rPr>
-        <w:t xml:space="preserve"> (2) рисует границы ячеек.</w:t>
+        <w:t xml:space="preserve"> (2) рисует границы ячеек. На узком экране эти команды находятся в меню </w:t>
+      </w:r>
+      <w:r>
+        <w:rPr>
+          <w:rFonts w:ascii="Times New Roman" w:hAnsi="Times New Roman" w:cs="Times New Roman" w:eastAsia="Times New Roman"/>
+          <w:b/>
+          <w:i w:val="0"/>
+          <w:color w:val="000000"/>
+          <w:sz w:val="28"/>
+        </w:rPr>
+        <w:t>«⋯»</w:t>
+      </w:r>
+      <w:r>
+        <w:rPr>
+          <w:rFonts w:ascii="Times New Roman" w:hAnsi="Times New Roman" w:cs="Times New Roman" w:eastAsia="Times New Roman"/>
+          <w:b w:val="0"/>
+          <w:i w:val="0"/>
+          <w:color w:val="000000"/>
+          <w:sz w:val="28"/>
+        </w:rPr>
+        <w:t xml:space="preserve"> внутреннего списка. Счётчик и обновление остаются снаружи меню. Шапка страницы с названием поста и </w:t>
+      </w:r>
+      <w:r>
+        <w:rPr>
+          <w:rFonts w:ascii="Times New Roman" w:hAnsi="Times New Roman" w:cs="Times New Roman" w:eastAsia="Times New Roman"/>
+          <w:b/>
+          <w:i w:val="0"/>
+          <w:color w:val="000000"/>
+          <w:sz w:val="28"/>
+        </w:rPr>
+        <w:t>«Инструкцией»</w:t>
+      </w:r>
+      <w:r>
+        <w:rPr>
+          <w:rFonts w:ascii="Times New Roman" w:hAnsi="Times New Roman" w:cs="Times New Roman" w:eastAsia="Times New Roman"/>
+          <w:b w:val="0"/>
+          <w:i w:val="0"/>
+          <w:color w:val="000000"/>
+          <w:sz w:val="28"/>
+        </w:rPr>
+        <w:t xml:space="preserve"> — отдельный уровень; состав команд зависит от вашего доступа.</w:t>
       </w:r>
     </w:p>
     <w:p>
@@ -4328,7 +4368,7 @@
       <w:r>
         <w:drawing>
           <wp:inline xmlns:a="http://schemas.openxmlformats.org/drawingml/2006/main" xmlns:pic="http://schemas.openxmlformats.org/drawingml/2006/picture">
-            <wp:extent cx="1891764" cy="7200000"/>
+            <wp:extent cx="3403600" cy="1270000"/>
             <wp:docPr id="10" name="Picture 10"/>
             <wp:cNvGraphicFramePr>
               <a:graphicFrameLocks noChangeAspect="1"/>
@@ -4337,11 +4377,11 @@
               <a:graphicData uri="http://schemas.openxmlformats.org/drawingml/2006/picture">
                 <pic:pic>
                   <pic:nvPicPr>
-                    <pic:cNvPr id="0" name="nav-guard-padded.png"/>
+                    <pic:cNvPr id="0" name="nav-accessible.png"/>
                     <pic:cNvPicPr/>
                   </pic:nvPicPr>
                   <pic:blipFill>
-                    <a:blip r:embed="rId13"/>
+                    <a:blip r:embed="rId20"/>
                     <a:stretch>
                       <a:fillRect/>
                     </a:stretch>
@@ -4349,7 +4389,7 @@
                   <pic:spPr>
                     <a:xfrm>
                       <a:off x="0" y="0"/>
-                      <a:ext cx="1891764" cy="7200000"/>
+                      <a:ext cx="3403600" cy="1270000"/>
                     </a:xfrm>
                     <a:prstGeom prst="rect"/>
                   </pic:spPr>
@@ -4375,7 +4415,7 @@
           <w:color w:val="000000"/>
           <w:sz w:val="24"/>
         </w:rPr>
-        <w:t>Рисунок 3.8 — Пункт меню «Доступные мне»</w:t>
+        <w:t>Рисунок 3.8 — Фрагмент меню «Доступные мне»</w:t>
       </w:r>
     </w:p>
     <w:p>
@@ -4401,7 +4441,7 @@
                     <pic:cNvPicPr/>
                   </pic:nvPicPr>
                   <pic:blipFill>
-                    <a:blip r:embed="rId20"/>
+                    <a:blip r:embed="rId21"/>
                     <a:stretch>
                       <a:fillRect/>
                     </a:stretch>
@@ -4549,7 +4589,7 @@
                     <pic:cNvPicPr/>
                   </pic:nvPicPr>
                   <pic:blipFill>
-                    <a:blip r:embed="rId20"/>
+                    <a:blip r:embed="rId21"/>
                     <a:stretch>
                       <a:fillRect/>
                     </a:stretch>
@@ -4647,7 +4687,7 @@
                     <pic:cNvPicPr/>
                   </pic:nvPicPr>
                   <pic:blipFill>
-                    <a:blip r:embed="rId21"/>
+                    <a:blip r:embed="rId22"/>
                     <a:stretch>
                       <a:fillRect/>
                     </a:stretch>
@@ -4814,7 +4854,7 @@
                     <pic:cNvPicPr/>
                   </pic:nvPicPr>
                   <pic:blipFill>
-                    <a:blip r:embed="rId22"/>
+                    <a:blip r:embed="rId23"/>
                     <a:stretch>
                       <a:fillRect/>
                     </a:stretch>
@@ -5006,7 +5046,7 @@
                     <pic:cNvPicPr/>
                   </pic:nvPicPr>
                   <pic:blipFill>
-                    <a:blip r:embed="rId23"/>
+                    <a:blip r:embed="rId24"/>
                     <a:stretch>
                       <a:fillRect/>
                     </a:stretch>
@@ -5121,7 +5161,47 @@
           <w:color w:val="000000"/>
           <w:sz w:val="28"/>
         </w:rPr>
-        <w:t>Раздел пуст - либо по вашему посту сейчас нет согласованных заявок, либо за вашей учётной записью ещё не закрепили места доступа. Второе исправляет бюро пропусков.</w:t>
+        <w:t xml:space="preserve">Если показано </w:t>
+      </w:r>
+      <w:r>
+        <w:rPr>
+          <w:rFonts w:ascii="Times New Roman" w:hAnsi="Times New Roman" w:cs="Times New Roman" w:eastAsia="Times New Roman"/>
+          <w:b/>
+          <w:i w:val="0"/>
+          <w:color w:val="000000"/>
+          <w:sz w:val="28"/>
+        </w:rPr>
+        <w:t>«Ничего не найдено»</w:t>
+      </w:r>
+      <w:r>
+        <w:rPr>
+          <w:rFonts w:ascii="Times New Roman" w:hAnsi="Times New Roman" w:cs="Times New Roman" w:eastAsia="Times New Roman"/>
+          <w:b w:val="0"/>
+          <w:i w:val="0"/>
+          <w:color w:val="000000"/>
+          <w:sz w:val="28"/>
+        </w:rPr>
+        <w:t xml:space="preserve">, нажмите </w:t>
+      </w:r>
+      <w:r>
+        <w:rPr>
+          <w:rFonts w:ascii="Times New Roman" w:hAnsi="Times New Roman" w:cs="Times New Roman" w:eastAsia="Times New Roman"/>
+          <w:b/>
+          <w:i w:val="0"/>
+          <w:color w:val="000000"/>
+          <w:sz w:val="28"/>
+        </w:rPr>
+        <w:t>«Сбросить фильтры»</w:t>
+      </w:r>
+      <w:r>
+        <w:rPr>
+          <w:rFonts w:ascii="Times New Roman" w:hAnsi="Times New Roman" w:cs="Times New Roman" w:eastAsia="Times New Roman"/>
+          <w:b w:val="0"/>
+          <w:i w:val="0"/>
+          <w:color w:val="000000"/>
+          <w:sz w:val="28"/>
+        </w:rPr>
+        <w:t>, чтобы убрать поиск и отборы. Если без отборов раздел пуст, по вашему посту может не быть согласованных заявок либо за учётной записью ещё не закрепили места доступа. Уточните это в бюро пропусков.</w:t>
       </w:r>
     </w:p>
     <w:p>
@@ -5269,7 +5349,7 @@
                     <pic:cNvPicPr/>
                   </pic:nvPicPr>
                   <pic:blipFill>
-                    <a:blip r:embed="rId24"/>
+                    <a:blip r:embed="rId25"/>
                     <a:stretch>
                       <a:fillRect/>
                     </a:stretch>
@@ -5551,7 +5631,7 @@
                     <pic:cNvPicPr/>
                   </pic:nvPicPr>
                   <pic:blipFill>
-                    <a:blip r:embed="rId25"/>
+                    <a:blip r:embed="rId26"/>
                     <a:stretch>
                       <a:fillRect/>
                     </a:stretch>
@@ -5732,7 +5812,7 @@
                     <pic:cNvPicPr/>
                   </pic:nvPicPr>
                   <pic:blipFill>
-                    <a:blip r:embed="rId26"/>
+                    <a:blip r:embed="rId27"/>
                     <a:stretch>
                       <a:fillRect/>
                     </a:stretch>
@@ -5970,7 +6050,7 @@
                     <pic:cNvPicPr/>
                   </pic:nvPicPr>
                   <pic:blipFill>
-                    <a:blip r:embed="rId27"/>
+                    <a:blip r:embed="rId28"/>
                     <a:stretch>
                       <a:fillRect/>
                     </a:stretch>
@@ -6439,7 +6519,7 @@
                     <pic:cNvPicPr/>
                   </pic:nvPicPr>
                   <pic:blipFill>
-                    <a:blip r:embed="rId28"/>
+                    <a:blip r:embed="rId29"/>
                     <a:stretch>
                       <a:fillRect/>
                     </a:stretch>
@@ -6956,7 +7036,7 @@
                     <pic:cNvPicPr/>
                   </pic:nvPicPr>
                   <pic:blipFill>
-                    <a:blip r:embed="rId29"/>
+                    <a:blip r:embed="rId30"/>
                     <a:stretch>
                       <a:fillRect/>
                     </a:stretch>
@@ -7218,7 +7298,7 @@
                     <pic:cNvPicPr/>
                   </pic:nvPicPr>
                   <pic:blipFill>
-                    <a:blip r:embed="rId30"/>
+                    <a:blip r:embed="rId31"/>
                     <a:stretch>
                       <a:fillRect/>
                     </a:stretch>
@@ -7593,7 +7673,7 @@
                     <pic:cNvPicPr/>
                   </pic:nvPicPr>
                   <pic:blipFill>
-                    <a:blip r:embed="rId31"/>
+                    <a:blip r:embed="rId32"/>
                     <a:stretch>
                       <a:fillRect/>
                     </a:stretch>
@@ -7904,7 +7984,7 @@
                     <pic:cNvPicPr/>
                   </pic:nvPicPr>
                   <pic:blipFill>
-                    <a:blip r:embed="rId32"/>
+                    <a:blip r:embed="rId33"/>
                     <a:stretch>
                       <a:fillRect/>
                     </a:stretch>
@@ -8002,7 +8082,7 @@
                     <pic:cNvPicPr/>
                   </pic:nvPicPr>
                   <pic:blipFill>
-                    <a:blip r:embed="rId33"/>
+                    <a:blip r:embed="rId34"/>
                     <a:stretch>
                       <a:fillRect/>
                     </a:stretch>
@@ -8237,7 +8317,7 @@
                     <pic:cNvPicPr/>
                   </pic:nvPicPr>
                   <pic:blipFill>
-                    <a:blip r:embed="rId34"/>
+                    <a:blip r:embed="rId35"/>
                     <a:stretch>
                       <a:fillRect/>
                     </a:stretch>
@@ -8724,7 +8804,7 @@
                     <pic:cNvPicPr/>
                   </pic:nvPicPr>
                   <pic:blipFill>
-                    <a:blip r:embed="rId35"/>
+                    <a:blip r:embed="rId36"/>
                     <a:stretch>
                       <a:fillRect/>
                     </a:stretch>
@@ -8822,7 +8902,7 @@
                     <pic:cNvPicPr/>
                   </pic:nvPicPr>
                   <pic:blipFill>
-                    <a:blip r:embed="rId36"/>
+                    <a:blip r:embed="rId37"/>
                     <a:stretch>
                       <a:fillRect/>
                     </a:stretch>
@@ -9152,7 +9232,7 @@
                     <pic:cNvPicPr/>
                   </pic:nvPicPr>
                   <pic:blipFill>
-                    <a:blip r:embed="rId37"/>
+                    <a:blip r:embed="rId38"/>
                     <a:stretch>
                       <a:fillRect/>
                     </a:stretch>
@@ -9388,7 +9468,7 @@
                     <pic:cNvPicPr/>
                   </pic:nvPicPr>
                   <pic:blipFill>
-                    <a:blip r:embed="rId38"/>
+                    <a:blip r:embed="rId39"/>
                     <a:stretch>
                       <a:fillRect/>
                     </a:stretch>
@@ -9476,7 +9556,7 @@
                     <pic:cNvPicPr/>
                   </pic:nvPicPr>
                   <pic:blipFill>
-                    <a:blip r:embed="rId39"/>
+                    <a:blip r:embed="rId40"/>
                     <a:stretch>
                       <a:fillRect/>
                     </a:stretch>
@@ -9564,7 +9644,7 @@
                     <pic:cNvPicPr/>
                   </pic:nvPicPr>
                   <pic:blipFill>
-                    <a:blip r:embed="rId40"/>
+                    <a:blip r:embed="rId41"/>
                     <a:stretch>
                       <a:fillRect/>
                     </a:stretch>
@@ -9690,7 +9770,7 @@
                     <pic:cNvPicPr/>
                   </pic:nvPicPr>
                   <pic:blipFill>
-                    <a:blip r:embed="rId41"/>
+                    <a:blip r:embed="rId42"/>
                     <a:stretch>
                       <a:fillRect/>
                     </a:stretch>
@@ -9778,7 +9858,7 @@
                     <pic:cNvPicPr/>
                   </pic:nvPicPr>
                   <pic:blipFill>
-                    <a:blip r:embed="rId42"/>
+                    <a:blip r:embed="rId43"/>
                     <a:stretch>
                       <a:fillRect/>
                     </a:stretch>
@@ -9914,7 +9994,7 @@
                     <pic:cNvPicPr/>
                   </pic:nvPicPr>
                   <pic:blipFill>
-                    <a:blip r:embed="rId43"/>
+                    <a:blip r:embed="rId44"/>
                     <a:stretch>
                       <a:fillRect/>
                     </a:stretch>
@@ -10056,7 +10136,7 @@
           <w:color w:val="000000"/>
           <w:sz w:val="28"/>
         </w:rPr>
-        <w:t xml:space="preserve">На странице </w:t>
+        <w:t xml:space="preserve">Нажмите </w:t>
       </w:r>
       <w:r>
         <w:rPr>
@@ -10066,6 +10146,26 @@
           <w:color w:val="000000"/>
           <w:sz w:val="28"/>
         </w:rPr>
+        <w:t>«Обучение»</w:t>
+      </w:r>
+      <w:r>
+        <w:rPr>
+          <w:rFonts w:ascii="Times New Roman" w:hAnsi="Times New Roman" w:cs="Times New Roman" w:eastAsia="Times New Roman"/>
+          <w:b w:val="0"/>
+          <w:i w:val="0"/>
+          <w:color w:val="000000"/>
+          <w:sz w:val="28"/>
+        </w:rPr>
+        <w:t xml:space="preserve"> на странице </w:t>
+      </w:r>
+      <w:r>
+        <w:rPr>
+          <w:rFonts w:ascii="Times New Roman" w:hAnsi="Times New Roman" w:cs="Times New Roman" w:eastAsia="Times New Roman"/>
+          <w:b/>
+          <w:i w:val="0"/>
+          <w:color w:val="000000"/>
+          <w:sz w:val="28"/>
+        </w:rPr>
         <w:t>«Обзор и новости»</w:t>
       </w:r>
       <w:r>
@@ -10076,7 +10176,7 @@
           <w:color w:val="000000"/>
           <w:sz w:val="28"/>
         </w:rPr>
-        <w:t xml:space="preserve"> есть кнопка </w:t>
+        <w:t xml:space="preserve">, выберите тур охранника и </w:t>
       </w:r>
       <w:r>
         <w:rPr>
@@ -10086,17 +10186,141 @@
           <w:color w:val="000000"/>
           <w:sz w:val="28"/>
         </w:rPr>
-        <w:t>«Обучение»</w:t>
-      </w:r>
-      <w:r>
-        <w:rPr>
-          <w:rFonts w:ascii="Times New Roman" w:hAnsi="Times New Roman" w:cs="Times New Roman" w:eastAsia="Times New Roman"/>
-          <w:b w:val="0"/>
-          <w:i w:val="0"/>
-          <w:color w:val="000000"/>
-          <w:sz w:val="28"/>
-        </w:rPr>
-        <w:t>: она проводит по системе и показывает, где что находится. Пройти можно сколько угодно раз, выйти - клавишей Esc.</w:t>
+        <w:t>«Пройти сначала»</w:t>
+      </w:r>
+      <w:r>
+        <w:rPr>
+          <w:rFonts w:ascii="Times New Roman" w:hAnsi="Times New Roman" w:cs="Times New Roman" w:eastAsia="Times New Roman"/>
+          <w:b w:val="0"/>
+          <w:i w:val="0"/>
+          <w:color w:val="000000"/>
+          <w:sz w:val="28"/>
+        </w:rPr>
+        <w:t xml:space="preserve">. Если место остановки сохранено, доступно </w:t>
+      </w:r>
+      <w:r>
+        <w:rPr>
+          <w:rFonts w:ascii="Times New Roman" w:hAnsi="Times New Roman" w:cs="Times New Roman" w:eastAsia="Times New Roman"/>
+          <w:b/>
+          <w:i w:val="0"/>
+          <w:color w:val="000000"/>
+          <w:sz w:val="28"/>
+        </w:rPr>
+        <w:t>«Продолжить обучение»</w:t>
+      </w:r>
+      <w:r>
+        <w:rPr>
+          <w:rFonts w:ascii="Times New Roman" w:hAnsi="Times New Roman" w:cs="Times New Roman" w:eastAsia="Times New Roman"/>
+          <w:b w:val="0"/>
+          <w:i w:val="0"/>
+          <w:color w:val="000000"/>
+          <w:sz w:val="28"/>
+        </w:rPr>
+        <w:t xml:space="preserve">. Можно выбрать главу и нажать </w:t>
+      </w:r>
+      <w:r>
+        <w:rPr>
+          <w:rFonts w:ascii="Times New Roman" w:hAnsi="Times New Roman" w:cs="Times New Roman" w:eastAsia="Times New Roman"/>
+          <w:b/>
+          <w:i w:val="0"/>
+          <w:color w:val="000000"/>
+          <w:sz w:val="28"/>
+        </w:rPr>
+        <w:t>«Начать с раздела»</w:t>
+      </w:r>
+      <w:r>
+        <w:rPr>
+          <w:rFonts w:ascii="Times New Roman" w:hAnsi="Times New Roman" w:cs="Times New Roman" w:eastAsia="Times New Roman"/>
+          <w:b w:val="0"/>
+          <w:i w:val="0"/>
+          <w:color w:val="000000"/>
+          <w:sz w:val="28"/>
+        </w:rPr>
+        <w:t>, но такой просмотр не засчитывает весь тур.</w:t>
+      </w:r>
+    </w:p>
+    <w:p>
+      <w:r>
+        <w:rPr>
+          <w:rFonts w:ascii="Times New Roman" w:hAnsi="Times New Roman" w:cs="Times New Roman" w:eastAsia="Times New Roman"/>
+          <w:b w:val="0"/>
+          <w:i w:val="0"/>
+          <w:color w:val="000000"/>
+          <w:sz w:val="28"/>
+        </w:rPr>
+        <w:t xml:space="preserve">Объяснение </w:t>
+      </w:r>
+      <w:r>
+        <w:rPr>
+          <w:rFonts w:ascii="Times New Roman" w:hAnsi="Times New Roman" w:cs="Times New Roman" w:eastAsia="Times New Roman"/>
+          <w:b/>
+          <w:i w:val="0"/>
+          <w:color w:val="000000"/>
+          <w:sz w:val="28"/>
+        </w:rPr>
+        <w:t>«По факту»</w:t>
+      </w:r>
+      <w:r>
+        <w:rPr>
+          <w:rFonts w:ascii="Times New Roman" w:hAnsi="Times New Roman" w:cs="Times New Roman" w:eastAsia="Times New Roman"/>
+          <w:b w:val="0"/>
+          <w:i w:val="0"/>
+          <w:color w:val="000000"/>
+          <w:sz w:val="28"/>
+        </w:rPr>
+        <w:t xml:space="preserve"> входит в тур обязательно. Если живой список вам недоступен, система показывает подписанный учебный пример: он не открывает другой пост и не отмечает въезд.</w:t>
+      </w:r>
+    </w:p>
+    <w:p>
+      <w:r>
+        <w:rPr>
+          <w:rFonts w:ascii="Times New Roman" w:hAnsi="Times New Roman" w:cs="Times New Roman" w:eastAsia="Times New Roman"/>
+          <w:b w:val="0"/>
+          <w:i w:val="0"/>
+          <w:color w:val="000000"/>
+          <w:sz w:val="28"/>
+        </w:rPr>
+        <w:t xml:space="preserve">На сенсорном экране переходите кнопками подсказки; с клавиатуры выйти можно клавишей Esc. При сообщении </w:t>
+      </w:r>
+      <w:r>
+        <w:rPr>
+          <w:rFonts w:ascii="Times New Roman" w:hAnsi="Times New Roman" w:cs="Times New Roman" w:eastAsia="Times New Roman"/>
+          <w:b/>
+          <w:i w:val="0"/>
+          <w:color w:val="000000"/>
+          <w:sz w:val="28"/>
+        </w:rPr>
+        <w:t>«Не удалось открыть шаг»</w:t>
+      </w:r>
+      <w:r>
+        <w:rPr>
+          <w:rFonts w:ascii="Times New Roman" w:hAnsi="Times New Roman" w:cs="Times New Roman" w:eastAsia="Times New Roman"/>
+          <w:b w:val="0"/>
+          <w:i w:val="0"/>
+          <w:color w:val="000000"/>
+          <w:sz w:val="28"/>
+        </w:rPr>
+        <w:t xml:space="preserve"> нажмите </w:t>
+      </w:r>
+      <w:r>
+        <w:rPr>
+          <w:rFonts w:ascii="Times New Roman" w:hAnsi="Times New Roman" w:cs="Times New Roman" w:eastAsia="Times New Roman"/>
+          <w:b/>
+          <w:i w:val="0"/>
+          <w:color w:val="000000"/>
+          <w:sz w:val="28"/>
+        </w:rPr>
+        <w:t>«Повторить»</w:t>
+      </w:r>
+      <w:r>
+        <w:rPr>
+          <w:rFonts w:ascii="Times New Roman" w:hAnsi="Times New Roman" w:cs="Times New Roman" w:eastAsia="Times New Roman"/>
+          <w:b w:val="0"/>
+          <w:i w:val="0"/>
+          <w:color w:val="000000"/>
+          <w:sz w:val="28"/>
+        </w:rPr>
+        <w:t xml:space="preserve"> или закройте обучение с сохранением прогресса. Открытое поверх него рабочее окно временно получает управление; после закрытия окна подсказка возвращается.</w:t>
       </w:r>
     </w:p>
     <w:p>
@@ -10224,7 +10448,7 @@
                     <pic:cNvPicPr/>
                   </pic:nvPicPr>
                   <pic:blipFill>
-                    <a:blip r:embed="rId44"/>
+                    <a:blip r:embed="rId45"/>
                     <a:stretch>
                       <a:fillRect/>
                     </a:stretch>
@@ -10953,6 +11177,132 @@
           </w:p>
         </w:tc>
       </w:tr>
+    </w:tbl>
+    <w:p>
+      <w:pPr>
+        <w:spacing w:after="0" w:line="240" w:lineRule="auto"/>
+        <w:ind w:firstLine="0"/>
+      </w:pPr>
+      <w:r>
+        <w:rPr>
+          <w:rFonts w:ascii="Times New Roman" w:hAnsi="Times New Roman" w:cs="Times New Roman" w:eastAsia="Times New Roman"/>
+          <w:b w:val="0"/>
+          <w:i w:val="0"/>
+          <w:color w:val="000000"/>
+          <w:sz w:val="12"/>
+        </w:rPr>
+      </w:r>
+    </w:p>
+    <w:p>
+      <w:pPr>
+        <w:keepNext/>
+        <w:spacing w:line="240" w:lineRule="auto" w:before="160" w:after="80"/>
+        <w:ind w:firstLine="0"/>
+        <w:jc w:val="left"/>
+      </w:pPr>
+      <w:r>
+        <w:rPr>
+          <w:rFonts w:ascii="Times New Roman" w:hAnsi="Times New Roman" w:cs="Times New Roman" w:eastAsia="Times New Roman"/>
+          <w:b w:val="0"/>
+          <w:i/>
+          <w:color w:val="000000"/>
+          <w:sz w:val="24"/>
+        </w:rPr>
+        <w:t>Продолжение таблицы 14.1</w:t>
+      </w:r>
+    </w:p>
+    <w:tbl>
+      <w:tblPr>
+        <w:tblStyle w:val="TableGrid"/>
+        <w:tblW w:type="auto" w:w="0"/>
+        <w:jc w:val="center"/>
+        <w:tblLayout w:type="fixed"/>
+        <w:tblLook w:firstColumn="1" w:firstRow="1" w:lastColumn="0" w:lastRow="0" w:noHBand="0" w:noVBand="1" w:val="04A0"/>
+        <w:tblLayout w:type="fixed"/>
+      </w:tblPr>
+      <w:tblGrid>
+        <w:gridCol w:w="2113"/>
+        <w:gridCol w:w="3345"/>
+        <w:gridCol w:w="3898"/>
+      </w:tblGrid>
+      <w:tr>
+        <w:trPr>
+          <w:tblHeader w:val="true"/>
+          <w:cantSplit w:val="true"/>
+        </w:trPr>
+        <w:tc>
+          <w:tcPr>
+            <w:tcW w:type="dxa" w:w="2113"/>
+            <w:shd w:val="clear" w:fill="E8E8E8"/>
+          </w:tcPr>
+          <w:p>
+            <w:pPr>
+              <w:keepNext/>
+              <w:spacing w:line="240" w:lineRule="auto" w:after="0"/>
+              <w:ind w:firstLine="0"/>
+              <w:jc w:val="left"/>
+            </w:pPr>
+            <w:r>
+              <w:rPr>
+                <w:rFonts w:ascii="Times New Roman" w:hAnsi="Times New Roman" w:cs="Times New Roman" w:eastAsia="Times New Roman"/>
+                <w:b/>
+                <w:i w:val="0"/>
+                <w:color w:val="000000"/>
+                <w:sz w:val="24"/>
+              </w:rPr>
+              <w:t>Что случилось</w:t>
+            </w:r>
+          </w:p>
+        </w:tc>
+        <w:tc>
+          <w:tcPr>
+            <w:tcW w:type="dxa" w:w="3345"/>
+            <w:shd w:val="clear" w:fill="E8E8E8"/>
+          </w:tcPr>
+          <w:p>
+            <w:pPr>
+              <w:keepNext/>
+              <w:spacing w:line="240" w:lineRule="auto" w:after="0"/>
+              <w:ind w:firstLine="0"/>
+              <w:jc w:val="left"/>
+            </w:pPr>
+            <w:r>
+              <w:rPr>
+                <w:rFonts w:ascii="Times New Roman" w:hAnsi="Times New Roman" w:cs="Times New Roman" w:eastAsia="Times New Roman"/>
+                <w:b/>
+                <w:i w:val="0"/>
+                <w:color w:val="000000"/>
+                <w:sz w:val="24"/>
+              </w:rPr>
+              <w:t>Что это значит</w:t>
+            </w:r>
+          </w:p>
+        </w:tc>
+        <w:tc>
+          <w:tcPr>
+            <w:tcW w:type="dxa" w:w="3897"/>
+            <w:shd w:val="clear" w:fill="E8E8E8"/>
+          </w:tcPr>
+          <w:p>
+            <w:pPr>
+              <w:keepNext/>
+              <w:spacing w:line="240" w:lineRule="auto" w:after="0"/>
+              <w:ind w:firstLine="0"/>
+              <w:jc w:val="left"/>
+            </w:pPr>
+            <w:r>
+              <w:rPr>
+                <w:rFonts w:ascii="Times New Roman" w:hAnsi="Times New Roman" w:cs="Times New Roman" w:eastAsia="Times New Roman"/>
+                <w:b/>
+                <w:i w:val="0"/>
+                <w:color w:val="000000"/>
+                <w:sz w:val="24"/>
+              </w:rPr>
+              <w:t>Что делать</w:t>
+            </w:r>
+          </w:p>
+        </w:tc>
+      </w:tr>
       <w:tr>
         <w:trPr>
           <w:cantSplit w:val="true"/>
@@ -11660,6 +12010,89 @@
                 <w:sz w:val="24"/>
               </w:rPr>
               <w:t>Исправлен учебный номер машины, обновлено окно согласия и соответствие выносок шагам подтверждения; ролевые действия сохранены.</w:t>
+            </w:r>
+          </w:p>
+        </w:tc>
+        <w:tc>
+          <w:tcPr>
+            <w:tcW w:type="dxa" w:w="850"/>
+          </w:tcPr>
+          <w:p>
+            <w:pPr>
+              <w:spacing w:line="240" w:lineRule="auto" w:after="0"/>
+              <w:ind w:firstLine="0"/>
+              <w:jc w:val="left"/>
+            </w:pPr>
+          </w:p>
+        </w:tc>
+      </w:tr>
+      <w:tr>
+        <w:trPr>
+          <w:cantSplit w:val="true"/>
+        </w:trPr>
+        <w:tc>
+          <w:tcPr>
+            <w:tcW w:type="dxa" w:w="1134"/>
+          </w:tcPr>
+          <w:p>
+            <w:pPr>
+              <w:spacing w:line="240" w:lineRule="auto" w:after="0"/>
+              <w:ind w:firstLine="0"/>
+              <w:jc w:val="left"/>
+            </w:pPr>
+            <w:r>
+              <w:rPr>
+                <w:rFonts w:ascii="Times New Roman" w:hAnsi="Times New Roman" w:cs="Times New Roman" w:eastAsia="Times New Roman"/>
+                <w:b w:val="0"/>
+                <w:i w:val="0"/>
+                <w:color w:val="000000"/>
+                <w:sz w:val="24"/>
+              </w:rPr>
+              <w:t>1.4</w:t>
+            </w:r>
+          </w:p>
+        </w:tc>
+        <w:tc>
+          <w:tcPr>
+            <w:tcW w:type="dxa" w:w="1701"/>
+          </w:tcPr>
+          <w:p>
+            <w:pPr>
+              <w:spacing w:line="240" w:lineRule="auto" w:after="0"/>
+              <w:ind w:firstLine="0"/>
+              <w:jc w:val="left"/>
+            </w:pPr>
+            <w:r>
+              <w:rPr>
+                <w:rFonts w:ascii="Times New Roman" w:hAnsi="Times New Roman" w:cs="Times New Roman" w:eastAsia="Times New Roman"/>
+                <w:b w:val="0"/>
+                <w:i w:val="0"/>
+                <w:color w:val="000000"/>
+                <w:sz w:val="24"/>
+              </w:rPr>
+              <w:t>30.10.2026</w:t>
+            </w:r>
+          </w:p>
+        </w:tc>
+        <w:tc>
+          <w:tcPr>
+            <w:tcW w:type="dxa" w:w="5669"/>
+          </w:tcPr>
+          <w:p>
+            <w:pPr>
+              <w:spacing w:line="240" w:lineRule="auto" w:after="0"/>
+              <w:ind w:firstLine="0"/>
+              <w:jc w:val="left"/>
+            </w:pPr>
+            <w:r>
+              <w:rPr>
+                <w:rFonts w:ascii="Times New Roman" w:hAnsi="Times New Roman" w:cs="Times New Roman" w:eastAsia="Times New Roman"/>
+                <w:b w:val="0"/>
+                <w:i w:val="0"/>
+                <w:color w:val="000000"/>
+                <w:sz w:val="24"/>
+              </w:rPr>
+              <w:t>Обновлены шаги работы на узком экране, запуск и восстановление обучения охранника.</w:t>
             </w:r>
           </w:p>
         </w:tc>

--- a/Документация/Инструкция охранника/Инструкция охранника.docx
+++ b/Документация/Инструкция охранника/Инструкция охранника.docx
@@ -157,7 +157,7 @@
           <w:color w:val="000000"/>
           <w:sz w:val="26"/>
         </w:rPr>
-        <w:t>Версия документа: 1.4</w:t>
+        <w:t>Версия документа: 1.5</w:t>
       </w:r>
     </w:p>
     <w:p>
@@ -3786,6 +3786,58 @@
       </w:r>
     </w:p>
     <w:p>
+      <w:r>
+        <w:rPr>
+          <w:rFonts w:ascii="Times New Roman" w:hAnsi="Times New Roman" w:cs="Times New Roman" w:eastAsia="Times New Roman"/>
+          <w:b w:val="0"/>
+          <w:i w:val="0"/>
+          <w:color w:val="000000"/>
+          <w:sz w:val="28"/>
+        </w:rPr>
+        <w:t xml:space="preserve">Если для вашего поста выдан доступ к журналу, нажмите </w:t>
+      </w:r>
+      <w:r>
+        <w:rPr>
+          <w:rFonts w:ascii="Times New Roman" w:hAnsi="Times New Roman" w:cs="Times New Roman" w:eastAsia="Times New Roman"/>
+          <w:b/>
+          <w:i w:val="0"/>
+          <w:color w:val="000000"/>
+          <w:sz w:val="28"/>
+        </w:rPr>
+        <w:t>«История»</w:t>
+      </w:r>
+      <w:r>
+        <w:rPr>
+          <w:rFonts w:ascii="Times New Roman" w:hAnsi="Times New Roman" w:cs="Times New Roman" w:eastAsia="Times New Roman"/>
+          <w:b w:val="0"/>
+          <w:i w:val="0"/>
+          <w:color w:val="000000"/>
+          <w:sz w:val="28"/>
+        </w:rPr>
+        <w:t xml:space="preserve">, чтобы посмотреть проходы или проезды этого поста. На узком экране команда находится в </w:t>
+      </w:r>
+      <w:r>
+        <w:rPr>
+          <w:rFonts w:ascii="Times New Roman" w:hAnsi="Times New Roman" w:cs="Times New Roman" w:eastAsia="Times New Roman"/>
+          <w:b/>
+          <w:i w:val="0"/>
+          <w:color w:val="000000"/>
+          <w:sz w:val="28"/>
+        </w:rPr>
+        <w:t>«⋯»</w:t>
+      </w:r>
+      <w:r>
+        <w:rPr>
+          <w:rFonts w:ascii="Times New Roman" w:hAnsi="Times New Roman" w:cs="Times New Roman" w:eastAsia="Times New Roman"/>
+          <w:b w:val="0"/>
+          <w:i w:val="0"/>
+          <w:color w:val="000000"/>
+          <w:sz w:val="28"/>
+        </w:rPr>
+        <w:t xml:space="preserve"> внутреннего списка. Не путайте журнал поста с карточкой отдельной записи или историей заявки.</w:t>
+      </w:r>
+    </w:p>
+    <w:p>
       <w:pPr>
         <w:keepNext/>
         <w:spacing w:before="120" w:after="40"/>
@@ -4889,6 +4941,98 @@
           <w:sz w:val="24"/>
         </w:rPr>
         <w:t>Рисунок 3.12 — Состав заявки</w:t>
+      </w:r>
+    </w:p>
+    <w:p>
+      <w:r>
+        <w:rPr>
+          <w:rFonts w:ascii="Times New Roman" w:hAnsi="Times New Roman" w:cs="Times New Roman" w:eastAsia="Times New Roman"/>
+          <w:b w:val="0"/>
+          <w:i w:val="0"/>
+          <w:color w:val="000000"/>
+          <w:sz w:val="28"/>
+        </w:rPr>
+        <w:t xml:space="preserve">Когда вложение фактически исполнено, нажмите </w:t>
+      </w:r>
+      <w:r>
+        <w:rPr>
+          <w:rFonts w:ascii="Times New Roman" w:hAnsi="Times New Roman" w:cs="Times New Roman" w:eastAsia="Times New Roman"/>
+          <w:b/>
+          <w:i w:val="0"/>
+          <w:color w:val="000000"/>
+          <w:sz w:val="28"/>
+        </w:rPr>
+        <w:t>«Отметить исполнение»</w:t>
+      </w:r>
+      <w:r>
+        <w:rPr>
+          <w:rFonts w:ascii="Times New Roman" w:hAnsi="Times New Roman" w:cs="Times New Roman" w:eastAsia="Times New Roman"/>
+          <w:b w:val="0"/>
+          <w:i w:val="0"/>
+          <w:color w:val="000000"/>
+          <w:sz w:val="28"/>
+        </w:rPr>
+        <w:t xml:space="preserve">. </w:t>
+      </w:r>
+      <w:r>
+        <w:rPr>
+          <w:rFonts w:ascii="Times New Roman" w:hAnsi="Times New Roman" w:cs="Times New Roman" w:eastAsia="Times New Roman"/>
+          <w:b/>
+          <w:i w:val="0"/>
+          <w:color w:val="000000"/>
+          <w:sz w:val="28"/>
+        </w:rPr>
+        <w:t>Появится сообщение «Вложение отмечено исполненным».</w:t>
+      </w:r>
+      <w:r>
+        <w:rPr>
+          <w:rFonts w:ascii="Times New Roman" w:hAnsi="Times New Roman" w:cs="Times New Roman" w:eastAsia="Times New Roman"/>
+          <w:b w:val="0"/>
+          <w:i w:val="0"/>
+          <w:color w:val="000000"/>
+          <w:sz w:val="28"/>
+        </w:rPr>
+        <w:t xml:space="preserve"> Это отдельная отметка: она не заменяет вход или выход в таблице поста и не включает фильтр </w:t>
+      </w:r>
+      <w:r>
+        <w:rPr>
+          <w:rFonts w:ascii="Times New Roman" w:hAnsi="Times New Roman" w:cs="Times New Roman" w:eastAsia="Times New Roman"/>
+          <w:b/>
+          <w:i w:val="0"/>
+          <w:color w:val="000000"/>
+          <w:sz w:val="28"/>
+        </w:rPr>
+        <w:t>«Завершённые»</w:t>
+      </w:r>
+      <w:r>
+        <w:rPr>
+          <w:rFonts w:ascii="Times New Roman" w:hAnsi="Times New Roman" w:cs="Times New Roman" w:eastAsia="Times New Roman"/>
+          <w:b w:val="0"/>
+          <w:i w:val="0"/>
+          <w:color w:val="000000"/>
+          <w:sz w:val="28"/>
+        </w:rPr>
+        <w:t xml:space="preserve">. Если после открытия карточки список скрылся, вернитесь к нему кнопкой </w:t>
+      </w:r>
+      <w:r>
+        <w:rPr>
+          <w:rFonts w:ascii="Times New Roman" w:hAnsi="Times New Roman" w:cs="Times New Roman" w:eastAsia="Times New Roman"/>
+          <w:b/>
+          <w:i w:val="0"/>
+          <w:color w:val="000000"/>
+          <w:sz w:val="28"/>
+        </w:rPr>
+        <w:t>«К списку»</w:t>
+      </w:r>
+      <w:r>
+        <w:rPr>
+          <w:rFonts w:ascii="Times New Roman" w:hAnsi="Times New Roman" w:cs="Times New Roman" w:eastAsia="Times New Roman"/>
+          <w:b w:val="0"/>
+          <w:i w:val="0"/>
+          <w:color w:val="000000"/>
+          <w:sz w:val="28"/>
+        </w:rPr>
+        <w:t>.</w:t>
       </w:r>
     </w:p>
     <w:p>
@@ -12093,6 +12237,89 @@
                 <w:sz w:val="24"/>
               </w:rPr>
               <w:t>Обновлены шаги работы на узком экране, запуск и восстановление обучения охранника.</w:t>
+            </w:r>
+          </w:p>
+        </w:tc>
+        <w:tc>
+          <w:tcPr>
+            <w:tcW w:type="dxa" w:w="850"/>
+          </w:tcPr>
+          <w:p>
+            <w:pPr>
+              <w:spacing w:line="240" w:lineRule="auto" w:after="0"/>
+              <w:ind w:firstLine="0"/>
+              <w:jc w:val="left"/>
+            </w:pPr>
+          </w:p>
+        </w:tc>
+      </w:tr>
+      <w:tr>
+        <w:trPr>
+          <w:cantSplit w:val="true"/>
+        </w:trPr>
+        <w:tc>
+          <w:tcPr>
+            <w:tcW w:type="dxa" w:w="1134"/>
+          </w:tcPr>
+          <w:p>
+            <w:pPr>
+              <w:spacing w:line="240" w:lineRule="auto" w:after="0"/>
+              <w:ind w:firstLine="0"/>
+              <w:jc w:val="left"/>
+            </w:pPr>
+            <w:r>
+              <w:rPr>
+                <w:rFonts w:ascii="Times New Roman" w:hAnsi="Times New Roman" w:cs="Times New Roman" w:eastAsia="Times New Roman"/>
+                <w:b w:val="0"/>
+                <w:i w:val="0"/>
+                <w:color w:val="000000"/>
+                <w:sz w:val="24"/>
+              </w:rPr>
+              <w:t>1.5</w:t>
+            </w:r>
+          </w:p>
+        </w:tc>
+        <w:tc>
+          <w:tcPr>
+            <w:tcW w:type="dxa" w:w="1701"/>
+          </w:tcPr>
+          <w:p>
+            <w:pPr>
+              <w:spacing w:line="240" w:lineRule="auto" w:after="0"/>
+              <w:ind w:firstLine="0"/>
+              <w:jc w:val="left"/>
+            </w:pPr>
+            <w:r>
+              <w:rPr>
+                <w:rFonts w:ascii="Times New Roman" w:hAnsi="Times New Roman" w:cs="Times New Roman" w:eastAsia="Times New Roman"/>
+                <w:b w:val="0"/>
+                <w:i w:val="0"/>
+                <w:color w:val="000000"/>
+                <w:sz w:val="24"/>
+              </w:rPr>
+              <w:t>30.10.2026</w:t>
+            </w:r>
+          </w:p>
+        </w:tc>
+        <w:tc>
+          <w:tcPr>
+            <w:tcW w:type="dxa" w:w="5669"/>
+          </w:tcPr>
+          <w:p>
+            <w:pPr>
+              <w:spacing w:line="240" w:lineRule="auto" w:after="0"/>
+              <w:ind w:firstLine="0"/>
+              <w:jc w:val="left"/>
+            </w:pPr>
+            <w:r>
+              <w:rPr>
+                <w:rFonts w:ascii="Times New Roman" w:hAnsi="Times New Roman" w:cs="Times New Roman" w:eastAsia="Times New Roman"/>
+                <w:b w:val="0"/>
+                <w:i w:val="0"/>
+                <w:color w:val="000000"/>
+                <w:sz w:val="24"/>
+              </w:rPr>
+              <w:t>Добавлены действия для открытия доступного журнала поста и отметки исполнения вложения, уточнён возврат к списку.</w:t>
             </w:r>
           </w:p>
         </w:tc>
